--- a/IoT_Izvestaj_Distribuirani_Senzorski_Cvor.docx
+++ b/IoT_Izvestaj_Distribuirani_Senzorski_Cvor.docx
@@ -48,10 +48,9 @@
                 <w:noProof/>
                 <w:sz w:val="32"/>
                 <w:szCs w:val="32"/>
-                <w:lang w:bidi="ar-SA"/>
               </w:rPr>
               <w:drawing>
-                <wp:inline distT="0" distB="0" distL="0" distR="0" wp14:anchorId="7599E9BC" wp14:editId="2CA8C91C">
+                <wp:inline distT="0" distB="0" distL="0" distR="0" wp14:anchorId="2A8E15A6" wp14:editId="27E158BF">
                   <wp:extent cx="1318430" cy="1318430"/>
                   <wp:effectExtent l="19050" t="0" r="0" b="0"/>
                   <wp:docPr id="2" name="Picture 0" descr="PMF Cirilica.wmf"/>
@@ -378,16 +377,7 @@
           <w:sz w:val="26"/>
           <w:szCs w:val="26"/>
         </w:rPr>
-        <w:t>Č</w:t>
-      </w:r>
-      <w:r>
-        <w:rPr>
-          <w:b/>
-          <w:bCs/>
-          <w:sz w:val="26"/>
-          <w:szCs w:val="26"/>
-        </w:rPr>
-        <w:t>lanovi tima:</w:t>
+        <w:t>Članovi tima:</w:t>
       </w:r>
     </w:p>
     <w:p>
@@ -431,13 +421,7 @@
         <w:rPr>
           <w:color w:val="555555"/>
         </w:rPr>
-        <w:t>Profesor</w:t>
-      </w:r>
-      <w:r>
-        <w:rPr>
-          <w:color w:val="555555"/>
-        </w:rPr>
-        <w:t xml:space="preserve">: </w:t>
+        <w:t xml:space="preserve">Profesor: </w:t>
       </w:r>
       <w:r>
         <w:rPr>
@@ -453,6 +437,13 @@
     </w:p>
     <w:sdt>
       <w:sdtPr>
+        <w:rPr>
+          <w:rFonts w:ascii="Arial" w:eastAsia="Arial" w:hAnsi="Arial" w:cs="Arial"/>
+          <w:color w:val="auto"/>
+          <w:sz w:val="24"/>
+          <w:szCs w:val="24"/>
+          <w:lang w:val="sr-Latn-RS" w:eastAsia="sr-Latn-RS"/>
+        </w:rPr>
         <w:id w:val="345366574"/>
         <w:docPartObj>
           <w:docPartGallery w:val="Table of Contents"/>
@@ -461,14 +452,9 @@
       </w:sdtPr>
       <w:sdtEndPr>
         <w:rPr>
-          <w:rFonts w:ascii="Arial" w:eastAsia="Arial" w:hAnsi="Arial" w:cs="Arial"/>
           <w:b/>
           <w:bCs/>
           <w:noProof/>
-          <w:color w:val="auto"/>
-          <w:sz w:val="24"/>
-          <w:szCs w:val="24"/>
-          <w:lang w:val="sr-Latn-RS" w:eastAsia="sr-Latn-RS"/>
         </w:rPr>
       </w:sdtEndPr>
       <w:sdtContent>
@@ -504,7 +490,7 @@
           <w:r>
             <w:fldChar w:fldCharType="separate"/>
           </w:r>
-          <w:hyperlink w:anchor="_Toc231308272" w:history="1">
+          <w:hyperlink w:anchor="_Toc233043010" w:history="1">
             <w:r>
               <w:rPr>
                 <w:rStyle w:val="Hyperlink"/>
@@ -531,7 +517,7 @@
                 <w:noProof/>
                 <w:webHidden/>
               </w:rPr>
-              <w:instrText xml:space="preserve"> PAGEREF _Toc231308272 \h </w:instrText>
+              <w:instrText xml:space="preserve"> PAGEREF _Toc233043010 \h </w:instrText>
             </w:r>
             <w:r>
               <w:rPr>
@@ -575,7 +561,7 @@
               <w14:ligatures w14:val="standardContextual"/>
             </w:rPr>
           </w:pPr>
-          <w:hyperlink w:anchor="_Toc231308273" w:history="1">
+          <w:hyperlink w:anchor="_Toc233043011" w:history="1">
             <w:r>
               <w:rPr>
                 <w:rStyle w:val="Hyperlink"/>
@@ -602,7 +588,7 @@
                 <w:noProof/>
                 <w:webHidden/>
               </w:rPr>
-              <w:instrText xml:space="preserve"> PAGEREF _Toc231308273 \h </w:instrText>
+              <w:instrText xml:space="preserve"> PAGEREF _Toc233043011 \h </w:instrText>
             </w:r>
             <w:r>
               <w:rPr>
@@ -646,7 +632,7 @@
               <w14:ligatures w14:val="standardContextual"/>
             </w:rPr>
           </w:pPr>
-          <w:hyperlink w:anchor="_Toc231308274" w:history="1">
+          <w:hyperlink w:anchor="_Toc233043012" w:history="1">
             <w:r>
               <w:rPr>
                 <w:rStyle w:val="Hyperlink"/>
@@ -673,7 +659,7 @@
                 <w:noProof/>
                 <w:webHidden/>
               </w:rPr>
-              <w:instrText xml:space="preserve"> PAGEREF _Toc231308274 \h </w:instrText>
+              <w:instrText xml:space="preserve"> PAGEREF _Toc233043012 \h </w:instrText>
             </w:r>
             <w:r>
               <w:rPr>
@@ -717,7 +703,7 @@
               <w14:ligatures w14:val="standardContextual"/>
             </w:rPr>
           </w:pPr>
-          <w:hyperlink w:anchor="_Toc231308275" w:history="1">
+          <w:hyperlink w:anchor="_Toc233043013" w:history="1">
             <w:r>
               <w:rPr>
                 <w:rStyle w:val="Hyperlink"/>
@@ -744,7 +730,7 @@
                 <w:noProof/>
                 <w:webHidden/>
               </w:rPr>
-              <w:instrText xml:space="preserve"> PAGEREF _Toc231308275 \h </w:instrText>
+              <w:instrText xml:space="preserve"> PAGEREF _Toc233043013 \h </w:instrText>
             </w:r>
             <w:r>
               <w:rPr>
@@ -788,7 +774,7 @@
               <w14:ligatures w14:val="standardContextual"/>
             </w:rPr>
           </w:pPr>
-          <w:hyperlink w:anchor="_Toc231308276" w:history="1">
+          <w:hyperlink w:anchor="_Toc233043014" w:history="1">
             <w:r>
               <w:rPr>
                 <w:rStyle w:val="Hyperlink"/>
@@ -815,7 +801,7 @@
                 <w:noProof/>
                 <w:webHidden/>
               </w:rPr>
-              <w:instrText xml:space="preserve"> PAGEREF _Toc231308276 \h </w:instrText>
+              <w:instrText xml:space="preserve"> PAGEREF _Toc233043014 \h </w:instrText>
             </w:r>
             <w:r>
               <w:rPr>
@@ -859,7 +845,7 @@
               <w14:ligatures w14:val="standardContextual"/>
             </w:rPr>
           </w:pPr>
-          <w:hyperlink w:anchor="_Toc231308277" w:history="1">
+          <w:hyperlink w:anchor="_Toc233043015" w:history="1">
             <w:r>
               <w:rPr>
                 <w:rStyle w:val="Hyperlink"/>
@@ -886,7 +872,7 @@
                 <w:noProof/>
                 <w:webHidden/>
               </w:rPr>
-              <w:instrText xml:space="preserve"> PAGEREF _Toc231308277 \h </w:instrText>
+              <w:instrText xml:space="preserve"> PAGEREF _Toc233043015 \h </w:instrText>
             </w:r>
             <w:r>
               <w:rPr>
@@ -930,7 +916,7 @@
               <w14:ligatures w14:val="standardContextual"/>
             </w:rPr>
           </w:pPr>
-          <w:hyperlink w:anchor="_Toc231308278" w:history="1">
+          <w:hyperlink w:anchor="_Toc233043016" w:history="1">
             <w:r>
               <w:rPr>
                 <w:rStyle w:val="Hyperlink"/>
@@ -957,7 +943,7 @@
                 <w:noProof/>
                 <w:webHidden/>
               </w:rPr>
-              <w:instrText xml:space="preserve"> PAGEREF _Toc231308278 \h </w:instrText>
+              <w:instrText xml:space="preserve"> PAGEREF _Toc233043016 \h </w:instrText>
             </w:r>
             <w:r>
               <w:rPr>
@@ -1001,7 +987,7 @@
               <w14:ligatures w14:val="standardContextual"/>
             </w:rPr>
           </w:pPr>
-          <w:hyperlink w:anchor="_Toc231308279" w:history="1">
+          <w:hyperlink w:anchor="_Toc233043017" w:history="1">
             <w:r>
               <w:rPr>
                 <w:rStyle w:val="Hyperlink"/>
@@ -1028,7 +1014,7 @@
                 <w:noProof/>
                 <w:webHidden/>
               </w:rPr>
-              <w:instrText xml:space="preserve"> PAGEREF _Toc231308279 \h </w:instrText>
+              <w:instrText xml:space="preserve"> PAGEREF _Toc233043017 \h </w:instrText>
             </w:r>
             <w:r>
               <w:rPr>
@@ -1072,7 +1058,7 @@
               <w14:ligatures w14:val="standardContextual"/>
             </w:rPr>
           </w:pPr>
-          <w:hyperlink w:anchor="_Toc231308280" w:history="1">
+          <w:hyperlink w:anchor="_Toc233043018" w:history="1">
             <w:r>
               <w:rPr>
                 <w:rStyle w:val="Hyperlink"/>
@@ -1099,7 +1085,7 @@
                 <w:noProof/>
                 <w:webHidden/>
               </w:rPr>
-              <w:instrText xml:space="preserve"> PAGEREF _Toc231308280 \h </w:instrText>
+              <w:instrText xml:space="preserve"> PAGEREF _Toc233043018 \h </w:instrText>
             </w:r>
             <w:r>
               <w:rPr>
@@ -1143,7 +1129,7 @@
               <w14:ligatures w14:val="standardContextual"/>
             </w:rPr>
           </w:pPr>
-          <w:hyperlink w:anchor="_Toc231308281" w:history="1">
+          <w:hyperlink w:anchor="_Toc233043019" w:history="1">
             <w:r>
               <w:rPr>
                 <w:rStyle w:val="Hyperlink"/>
@@ -1170,7 +1156,7 @@
                 <w:noProof/>
                 <w:webHidden/>
               </w:rPr>
-              <w:instrText xml:space="preserve"> PAGEREF _Toc231308281 \h </w:instrText>
+              <w:instrText xml:space="preserve"> PAGEREF _Toc233043019 \h </w:instrText>
             </w:r>
             <w:r>
               <w:rPr>
@@ -1214,7 +1200,7 @@
               <w14:ligatures w14:val="standardContextual"/>
             </w:rPr>
           </w:pPr>
-          <w:hyperlink w:anchor="_Toc231308282" w:history="1">
+          <w:hyperlink w:anchor="_Toc233043020" w:history="1">
             <w:r>
               <w:rPr>
                 <w:rStyle w:val="Hyperlink"/>
@@ -1241,7 +1227,78 @@
                 <w:noProof/>
                 <w:webHidden/>
               </w:rPr>
-              <w:instrText xml:space="preserve"> PAGEREF _Toc231308282 \h </w:instrText>
+              <w:instrText xml:space="preserve"> PAGEREF _Toc233043020 \h </w:instrText>
+            </w:r>
+            <w:r>
+              <w:rPr>
+                <w:noProof/>
+                <w:webHidden/>
+              </w:rPr>
+            </w:r>
+            <w:r>
+              <w:rPr>
+                <w:noProof/>
+                <w:webHidden/>
+              </w:rPr>
+              <w:fldChar w:fldCharType="separate"/>
+            </w:r>
+            <w:r>
+              <w:rPr>
+                <w:noProof/>
+                <w:webHidden/>
+              </w:rPr>
+              <w:t>6</w:t>
+            </w:r>
+            <w:r>
+              <w:rPr>
+                <w:noProof/>
+                <w:webHidden/>
+              </w:rPr>
+              <w:fldChar w:fldCharType="end"/>
+            </w:r>
+          </w:hyperlink>
+        </w:p>
+        <w:p>
+          <w:pPr>
+            <w:pStyle w:val="TOC2"/>
+            <w:tabs>
+              <w:tab w:val="right" w:leader="dot" w:pos="9016"/>
+            </w:tabs>
+            <w:rPr>
+              <w:rFonts w:asciiTheme="minorHAnsi" w:eastAsiaTheme="minorEastAsia" w:hAnsiTheme="minorHAnsi" w:cstheme="minorBidi"/>
+              <w:noProof/>
+              <w:kern w:val="2"/>
+              <w14:ligatures w14:val="standardContextual"/>
+            </w:rPr>
+          </w:pPr>
+          <w:hyperlink w:anchor="_Toc233043021" w:history="1">
+            <w:r>
+              <w:rPr>
+                <w:rStyle w:val="Hyperlink"/>
+                <w:noProof/>
+              </w:rPr>
+              <w:t>3.6 Hardverska realizacija</w:t>
+            </w:r>
+            <w:r>
+              <w:rPr>
+                <w:noProof/>
+                <w:webHidden/>
+              </w:rPr>
+              <w:tab/>
+            </w:r>
+            <w:r>
+              <w:rPr>
+                <w:noProof/>
+                <w:webHidden/>
+              </w:rPr>
+              <w:fldChar w:fldCharType="begin"/>
+            </w:r>
+            <w:r>
+              <w:rPr>
+                <w:noProof/>
+                <w:webHidden/>
+              </w:rPr>
+              <w:instrText xml:space="preserve"> PAGEREF _Toc233043021 \h </w:instrText>
             </w:r>
             <w:r>
               <w:rPr>
@@ -1285,7 +1342,7 @@
               <w14:ligatures w14:val="standardContextual"/>
             </w:rPr>
           </w:pPr>
-          <w:hyperlink w:anchor="_Toc231308283" w:history="1">
+          <w:hyperlink w:anchor="_Toc233043022" w:history="1">
             <w:r>
               <w:rPr>
                 <w:rStyle w:val="Hyperlink"/>
@@ -1312,7 +1369,7 @@
                 <w:noProof/>
                 <w:webHidden/>
               </w:rPr>
-              <w:instrText xml:space="preserve"> PAGEREF _Toc231308283 \h </w:instrText>
+              <w:instrText xml:space="preserve"> PAGEREF _Toc233043022 \h </w:instrText>
             </w:r>
             <w:r>
               <w:rPr>
@@ -1332,7 +1389,7 @@
                 <w:noProof/>
                 <w:webHidden/>
               </w:rPr>
-              <w:t>6</w:t>
+              <w:t>7</w:t>
             </w:r>
             <w:r>
               <w:rPr>
@@ -1356,7 +1413,7 @@
               <w14:ligatures w14:val="standardContextual"/>
             </w:rPr>
           </w:pPr>
-          <w:hyperlink w:anchor="_Toc231308284" w:history="1">
+          <w:hyperlink w:anchor="_Toc233043023" w:history="1">
             <w:r>
               <w:rPr>
                 <w:rStyle w:val="Hyperlink"/>
@@ -1383,7 +1440,7 @@
                 <w:noProof/>
                 <w:webHidden/>
               </w:rPr>
-              <w:instrText xml:space="preserve"> PAGEREF _Toc231308284 \h </w:instrText>
+              <w:instrText xml:space="preserve"> PAGEREF _Toc233043023 \h </w:instrText>
             </w:r>
             <w:r>
               <w:rPr>
@@ -1403,7 +1460,7 @@
                 <w:noProof/>
                 <w:webHidden/>
               </w:rPr>
-              <w:t>8</w:t>
+              <w:t>9</w:t>
             </w:r>
             <w:r>
               <w:rPr>
@@ -1427,7 +1484,7 @@
               <w14:ligatures w14:val="standardContextual"/>
             </w:rPr>
           </w:pPr>
-          <w:hyperlink w:anchor="_Toc231308285" w:history="1">
+          <w:hyperlink w:anchor="_Toc233043024" w:history="1">
             <w:r>
               <w:rPr>
                 <w:rStyle w:val="Hyperlink"/>
@@ -1454,7 +1511,7 @@
                 <w:noProof/>
                 <w:webHidden/>
               </w:rPr>
-              <w:instrText xml:space="preserve"> PAGEREF _Toc231308285 \h </w:instrText>
+              <w:instrText xml:space="preserve"> PAGEREF _Toc233043024 \h </w:instrText>
             </w:r>
             <w:r>
               <w:rPr>
@@ -1474,7 +1531,7 @@
                 <w:noProof/>
                 <w:webHidden/>
               </w:rPr>
-              <w:t>9</w:t>
+              <w:t>10</w:t>
             </w:r>
             <w:r>
               <w:rPr>
@@ -1498,7 +1555,7 @@
               <w14:ligatures w14:val="standardContextual"/>
             </w:rPr>
           </w:pPr>
-          <w:hyperlink w:anchor="_Toc231308286" w:history="1">
+          <w:hyperlink w:anchor="_Toc233043025" w:history="1">
             <w:r>
               <w:rPr>
                 <w:rStyle w:val="Hyperlink"/>
@@ -1525,7 +1582,7 @@
                 <w:noProof/>
                 <w:webHidden/>
               </w:rPr>
-              <w:instrText xml:space="preserve"> PAGEREF _Toc231308286 \h </w:instrText>
+              <w:instrText xml:space="preserve"> PAGEREF _Toc233043025 \h </w:instrText>
             </w:r>
             <w:r>
               <w:rPr>
@@ -1545,7 +1602,7 @@
                 <w:noProof/>
                 <w:webHidden/>
               </w:rPr>
-              <w:t>9</w:t>
+              <w:t>10</w:t>
             </w:r>
             <w:r>
               <w:rPr>
@@ -1569,7 +1626,7 @@
               <w14:ligatures w14:val="standardContextual"/>
             </w:rPr>
           </w:pPr>
-          <w:hyperlink w:anchor="_Toc231308287" w:history="1">
+          <w:hyperlink w:anchor="_Toc233043026" w:history="1">
             <w:r>
               <w:rPr>
                 <w:rStyle w:val="Hyperlink"/>
@@ -1596,7 +1653,7 @@
                 <w:noProof/>
                 <w:webHidden/>
               </w:rPr>
-              <w:instrText xml:space="preserve"> PAGEREF _Toc231308287 \h </w:instrText>
+              <w:instrText xml:space="preserve"> PAGEREF _Toc233043026 \h </w:instrText>
             </w:r>
             <w:r>
               <w:rPr>
@@ -1616,7 +1673,7 @@
                 <w:noProof/>
                 <w:webHidden/>
               </w:rPr>
-              <w:t>9</w:t>
+              <w:t>10</w:t>
             </w:r>
             <w:r>
               <w:rPr>
@@ -1640,7 +1697,7 @@
               <w14:ligatures w14:val="standardContextual"/>
             </w:rPr>
           </w:pPr>
-          <w:hyperlink w:anchor="_Toc231308288" w:history="1">
+          <w:hyperlink w:anchor="_Toc233043027" w:history="1">
             <w:r>
               <w:rPr>
                 <w:rStyle w:val="Hyperlink"/>
@@ -1667,7 +1724,7 @@
                 <w:noProof/>
                 <w:webHidden/>
               </w:rPr>
-              <w:instrText xml:space="preserve"> PAGEREF _Toc231308288 \h </w:instrText>
+              <w:instrText xml:space="preserve"> PAGEREF _Toc233043027 \h </w:instrText>
             </w:r>
             <w:r>
               <w:rPr>
@@ -1687,7 +1744,7 @@
                 <w:noProof/>
                 <w:webHidden/>
               </w:rPr>
-              <w:t>9</w:t>
+              <w:t>10</w:t>
             </w:r>
             <w:r>
               <w:rPr>
@@ -1711,7 +1768,7 @@
               <w14:ligatures w14:val="standardContextual"/>
             </w:rPr>
           </w:pPr>
-          <w:hyperlink w:anchor="_Toc231308289" w:history="1">
+          <w:hyperlink w:anchor="_Toc233043028" w:history="1">
             <w:r>
               <w:rPr>
                 <w:rStyle w:val="Hyperlink"/>
@@ -1738,7 +1795,7 @@
                 <w:noProof/>
                 <w:webHidden/>
               </w:rPr>
-              <w:instrText xml:space="preserve"> PAGEREF _Toc231308289 \h </w:instrText>
+              <w:instrText xml:space="preserve"> PAGEREF _Toc233043028 \h </w:instrText>
             </w:r>
             <w:r>
               <w:rPr>
@@ -1758,7 +1815,7 @@
                 <w:noProof/>
                 <w:webHidden/>
               </w:rPr>
-              <w:t>9</w:t>
+              <w:t>10</w:t>
             </w:r>
             <w:r>
               <w:rPr>
@@ -1782,7 +1839,7 @@
               <w14:ligatures w14:val="standardContextual"/>
             </w:rPr>
           </w:pPr>
-          <w:hyperlink w:anchor="_Toc231308290" w:history="1">
+          <w:hyperlink w:anchor="_Toc233043029" w:history="1">
             <w:r>
               <w:rPr>
                 <w:rStyle w:val="Hyperlink"/>
@@ -1809,7 +1866,7 @@
                 <w:noProof/>
                 <w:webHidden/>
               </w:rPr>
-              <w:instrText xml:space="preserve"> PAGEREF _Toc231308290 \h </w:instrText>
+              <w:instrText xml:space="preserve"> PAGEREF _Toc233043029 \h </w:instrText>
             </w:r>
             <w:r>
               <w:rPr>
@@ -1829,7 +1886,7 @@
                 <w:noProof/>
                 <w:webHidden/>
               </w:rPr>
-              <w:t>9</w:t>
+              <w:t>10</w:t>
             </w:r>
             <w:r>
               <w:rPr>
@@ -1853,7 +1910,7 @@
               <w14:ligatures w14:val="standardContextual"/>
             </w:rPr>
           </w:pPr>
-          <w:hyperlink w:anchor="_Toc231308291" w:history="1">
+          <w:hyperlink w:anchor="_Toc233043030" w:history="1">
             <w:r>
               <w:rPr>
                 <w:rStyle w:val="Hyperlink"/>
@@ -1880,7 +1937,7 @@
                 <w:noProof/>
                 <w:webHidden/>
               </w:rPr>
-              <w:instrText xml:space="preserve"> PAGEREF _Toc231308291 \h </w:instrText>
+              <w:instrText xml:space="preserve"> PAGEREF _Toc233043030 \h </w:instrText>
             </w:r>
             <w:r>
               <w:rPr>
@@ -1900,7 +1957,7 @@
                 <w:noProof/>
                 <w:webHidden/>
               </w:rPr>
-              <w:t>10</w:t>
+              <w:t>11</w:t>
             </w:r>
             <w:r>
               <w:rPr>
@@ -1924,7 +1981,7 @@
               <w14:ligatures w14:val="standardContextual"/>
             </w:rPr>
           </w:pPr>
-          <w:hyperlink w:anchor="_Toc231308292" w:history="1">
+          <w:hyperlink w:anchor="_Toc233043031" w:history="1">
             <w:r>
               <w:rPr>
                 <w:rStyle w:val="Hyperlink"/>
@@ -1951,7 +2008,7 @@
                 <w:noProof/>
                 <w:webHidden/>
               </w:rPr>
-              <w:instrText xml:space="preserve"> PAGEREF _Toc231308292 \h </w:instrText>
+              <w:instrText xml:space="preserve"> PAGEREF _Toc233043031 \h </w:instrText>
             </w:r>
             <w:r>
               <w:rPr>
@@ -1971,7 +2028,7 @@
                 <w:noProof/>
                 <w:webHidden/>
               </w:rPr>
-              <w:t>11</w:t>
+              <w:t>12</w:t>
             </w:r>
             <w:r>
               <w:rPr>
@@ -1995,7 +2052,7 @@
               <w14:ligatures w14:val="standardContextual"/>
             </w:rPr>
           </w:pPr>
-          <w:hyperlink w:anchor="_Toc231308293" w:history="1">
+          <w:hyperlink w:anchor="_Toc233043032" w:history="1">
             <w:r>
               <w:rPr>
                 <w:rStyle w:val="Hyperlink"/>
@@ -2022,7 +2079,7 @@
                 <w:noProof/>
                 <w:webHidden/>
               </w:rPr>
-              <w:instrText xml:space="preserve"> PAGEREF _Toc231308293 \h </w:instrText>
+              <w:instrText xml:space="preserve"> PAGEREF _Toc233043032 \h </w:instrText>
             </w:r>
             <w:r>
               <w:rPr>
@@ -2042,7 +2099,7 @@
                 <w:noProof/>
                 <w:webHidden/>
               </w:rPr>
-              <w:t>11</w:t>
+              <w:t>12</w:t>
             </w:r>
             <w:r>
               <w:rPr>
@@ -2066,7 +2123,7 @@
               <w14:ligatures w14:val="standardContextual"/>
             </w:rPr>
           </w:pPr>
-          <w:hyperlink w:anchor="_Toc231308294" w:history="1">
+          <w:hyperlink w:anchor="_Toc233043033" w:history="1">
             <w:r>
               <w:rPr>
                 <w:rStyle w:val="Hyperlink"/>
@@ -2093,7 +2150,7 @@
                 <w:noProof/>
                 <w:webHidden/>
               </w:rPr>
-              <w:instrText xml:space="preserve"> PAGEREF _Toc231308294 \h </w:instrText>
+              <w:instrText xml:space="preserve"> PAGEREF _Toc233043033 \h </w:instrText>
             </w:r>
             <w:r>
               <w:rPr>
@@ -2113,7 +2170,7 @@
                 <w:noProof/>
                 <w:webHidden/>
               </w:rPr>
-              <w:t>11</w:t>
+              <w:t>12</w:t>
             </w:r>
             <w:r>
               <w:rPr>
@@ -2137,7 +2194,7 @@
               <w14:ligatures w14:val="standardContextual"/>
             </w:rPr>
           </w:pPr>
-          <w:hyperlink w:anchor="_Toc231308295" w:history="1">
+          <w:hyperlink w:anchor="_Toc233043034" w:history="1">
             <w:r>
               <w:rPr>
                 <w:rStyle w:val="Hyperlink"/>
@@ -2164,7 +2221,7 @@
                 <w:noProof/>
                 <w:webHidden/>
               </w:rPr>
-              <w:instrText xml:space="preserve"> PAGEREF _Toc231308295 \h </w:instrText>
+              <w:instrText xml:space="preserve"> PAGEREF _Toc233043034 \h </w:instrText>
             </w:r>
             <w:r>
               <w:rPr>
@@ -2184,7 +2241,7 @@
                 <w:noProof/>
                 <w:webHidden/>
               </w:rPr>
-              <w:t>11</w:t>
+              <w:t>12</w:t>
             </w:r>
             <w:r>
               <w:rPr>
@@ -2208,7 +2265,7 @@
               <w14:ligatures w14:val="standardContextual"/>
             </w:rPr>
           </w:pPr>
-          <w:hyperlink w:anchor="_Toc231308296" w:history="1">
+          <w:hyperlink w:anchor="_Toc233043035" w:history="1">
             <w:r>
               <w:rPr>
                 <w:rStyle w:val="Hyperlink"/>
@@ -2235,7 +2292,7 @@
                 <w:noProof/>
                 <w:webHidden/>
               </w:rPr>
-              <w:instrText xml:space="preserve"> PAGEREF _Toc231308296 \h </w:instrText>
+              <w:instrText xml:space="preserve"> PAGEREF _Toc233043035 \h </w:instrText>
             </w:r>
             <w:r>
               <w:rPr>
@@ -2255,7 +2312,7 @@
                 <w:noProof/>
                 <w:webHidden/>
               </w:rPr>
-              <w:t>11</w:t>
+              <w:t>12</w:t>
             </w:r>
             <w:r>
               <w:rPr>
@@ -2279,7 +2336,7 @@
               <w14:ligatures w14:val="standardContextual"/>
             </w:rPr>
           </w:pPr>
-          <w:hyperlink w:anchor="_Toc231308297" w:history="1">
+          <w:hyperlink w:anchor="_Toc233043036" w:history="1">
             <w:r>
               <w:rPr>
                 <w:rStyle w:val="Hyperlink"/>
@@ -2306,7 +2363,7 @@
                 <w:noProof/>
                 <w:webHidden/>
               </w:rPr>
-              <w:instrText xml:space="preserve"> PAGEREF _Toc231308297 \h </w:instrText>
+              <w:instrText xml:space="preserve"> PAGEREF _Toc233043036 \h </w:instrText>
             </w:r>
             <w:r>
               <w:rPr>
@@ -2326,7 +2383,7 @@
                 <w:noProof/>
                 <w:webHidden/>
               </w:rPr>
-              <w:t>12</w:t>
+              <w:t>13</w:t>
             </w:r>
             <w:r>
               <w:rPr>
@@ -2350,7 +2407,7 @@
               <w14:ligatures w14:val="standardContextual"/>
             </w:rPr>
           </w:pPr>
-          <w:hyperlink w:anchor="_Toc231308298" w:history="1">
+          <w:hyperlink w:anchor="_Toc233043037" w:history="1">
             <w:r>
               <w:rPr>
                 <w:rStyle w:val="Hyperlink"/>
@@ -2377,7 +2434,7 @@
                 <w:noProof/>
                 <w:webHidden/>
               </w:rPr>
-              <w:instrText xml:space="preserve"> PAGEREF _Toc231308298 \h </w:instrText>
+              <w:instrText xml:space="preserve"> PAGEREF _Toc233043037 \h </w:instrText>
             </w:r>
             <w:r>
               <w:rPr>
@@ -2397,7 +2454,7 @@
                 <w:noProof/>
                 <w:webHidden/>
               </w:rPr>
-              <w:t>13</w:t>
+              <w:t>14</w:t>
             </w:r>
             <w:r>
               <w:rPr>
@@ -2437,9 +2494,8 @@
       <w:pPr>
         <w:pStyle w:val="Heading1"/>
       </w:pPr>
-      <w:bookmarkStart w:id="0" w:name="_Toc231308272"/>
-      <w:r>
-        <w:lastRenderedPageBreak/>
+      <w:bookmarkStart w:id="0" w:name="_Toc233043010"/>
+      <w:r>
         <w:t>1. Uvod</w:t>
       </w:r>
       <w:bookmarkEnd w:id="0"/>
@@ -2468,7 +2524,7 @@
         <w:jc w:val="both"/>
       </w:pPr>
       <w:r>
-        <w:t>Sistem se sastoji od tri virtuelna senzorska cvora koji simuliraju merenje fizickih velicina iz okoline (temperatura, vlaga i intenzitet svetlosti), MQTT brokera koji sluzi kao komunikacioni posrednik, i Node-RED platforme koja prima podatke i prikazuje ih na interaktivnom dashboardu.</w:t>
+        <w:t>Sistem se sastoji od tri senzorska cvora koji simuliraju merenje fizickih velicina iz okoline (temperatura, vlaga i intenzitet svetlosti), MQTT brokera koji sluzi kao komunikacioni posrednik, i Node-RED platforme koja prima podatke i prikazuje ih na interaktivnom dashboardu.</w:t>
       </w:r>
     </w:p>
     <w:p>
@@ -2480,7 +2536,7 @@
       <w:pPr>
         <w:pStyle w:val="Heading1"/>
       </w:pPr>
-      <w:bookmarkStart w:id="1" w:name="_Toc231308273"/>
+      <w:bookmarkStart w:id="1" w:name="_Toc233043011"/>
       <w:r>
         <w:lastRenderedPageBreak/>
         <w:t>2. Arhitektura sistema</w:t>
@@ -2500,7 +2556,7 @@
       <w:pPr>
         <w:pStyle w:val="Heading2"/>
       </w:pPr>
-      <w:bookmarkStart w:id="2" w:name="_Toc231308274"/>
+      <w:bookmarkStart w:id="2" w:name="_Toc233043012"/>
       <w:r>
         <w:t>2.1 Sloj percepcije - Senzorski cvorovi</w:t>
       </w:r>
@@ -2573,7 +2629,7 @@
       <w:pPr>
         <w:pStyle w:val="Heading2"/>
       </w:pPr>
-      <w:bookmarkStart w:id="3" w:name="_Toc231308275"/>
+      <w:bookmarkStart w:id="3" w:name="_Toc233043013"/>
       <w:r>
         <w:t>2.2 Komunikacioni sloj - MQTT protokol</w:t>
       </w:r>
@@ -2646,7 +2702,7 @@
       <w:pPr>
         <w:pStyle w:val="Heading2"/>
       </w:pPr>
-      <w:bookmarkStart w:id="4" w:name="_Toc231308276"/>
+      <w:bookmarkStart w:id="4" w:name="_Toc233043014"/>
       <w:r>
         <w:t>2.3 Aplikacioni sloj - Node-RED dashboard</w:t>
       </w:r>
@@ -2708,7 +2764,7 @@
       <w:pPr>
         <w:pStyle w:val="Heading1"/>
       </w:pPr>
-      <w:bookmarkStart w:id="5" w:name="_Toc231308277"/>
+      <w:bookmarkStart w:id="5" w:name="_Toc233043015"/>
       <w:r>
         <w:lastRenderedPageBreak/>
         <w:t>3. Implementacija</w:t>
@@ -2719,7 +2775,7 @@
       <w:pPr>
         <w:pStyle w:val="Heading2"/>
       </w:pPr>
-      <w:bookmarkStart w:id="6" w:name="_Toc231308278"/>
+      <w:bookmarkStart w:id="6" w:name="_Toc233043016"/>
       <w:r>
         <w:t>3.1 Koriscene tehnologije</w:t>
       </w:r>
@@ -2752,12 +2808,6 @@
         <w:gridCol w:w="4676"/>
       </w:tblGrid>
       <w:tr>
-        <w:tblPrEx>
-          <w:tblCellMar>
-            <w:top w:w="0" w:type="dxa"/>
-            <w:bottom w:w="0" w:type="dxa"/>
-          </w:tblCellMar>
-        </w:tblPrEx>
         <w:tc>
           <w:tcPr>
             <w:tcW w:w="3120" w:type="dxa"/>
@@ -2820,12 +2870,6 @@
         </w:tc>
       </w:tr>
       <w:tr>
-        <w:tblPrEx>
-          <w:tblCellMar>
-            <w:top w:w="0" w:type="dxa"/>
-            <w:bottom w:w="0" w:type="dxa"/>
-          </w:tblCellMar>
-        </w:tblPrEx>
         <w:tc>
           <w:tcPr>
             <w:tcW w:w="3120" w:type="dxa"/>
@@ -2882,12 +2926,6 @@
         </w:tc>
       </w:tr>
       <w:tr>
-        <w:tblPrEx>
-          <w:tblCellMar>
-            <w:top w:w="0" w:type="dxa"/>
-            <w:bottom w:w="0" w:type="dxa"/>
-          </w:tblCellMar>
-        </w:tblPrEx>
         <w:tc>
           <w:tcPr>
             <w:tcW w:w="3120" w:type="dxa"/>
@@ -2944,12 +2982,6 @@
         </w:tc>
       </w:tr>
       <w:tr>
-        <w:tblPrEx>
-          <w:tblCellMar>
-            <w:top w:w="0" w:type="dxa"/>
-            <w:bottom w:w="0" w:type="dxa"/>
-          </w:tblCellMar>
-        </w:tblPrEx>
         <w:tc>
           <w:tcPr>
             <w:tcW w:w="3120" w:type="dxa"/>
@@ -3006,12 +3038,6 @@
         </w:tc>
       </w:tr>
       <w:tr>
-        <w:tblPrEx>
-          <w:tblCellMar>
-            <w:top w:w="0" w:type="dxa"/>
-            <w:bottom w:w="0" w:type="dxa"/>
-          </w:tblCellMar>
-        </w:tblPrEx>
         <w:tc>
           <w:tcPr>
             <w:tcW w:w="3120" w:type="dxa"/>
@@ -3068,12 +3094,6 @@
         </w:tc>
       </w:tr>
       <w:tr>
-        <w:tblPrEx>
-          <w:tblCellMar>
-            <w:top w:w="0" w:type="dxa"/>
-            <w:bottom w:w="0" w:type="dxa"/>
-          </w:tblCellMar>
-        </w:tblPrEx>
         <w:tc>
           <w:tcPr>
             <w:tcW w:w="3120" w:type="dxa"/>
@@ -3130,12 +3150,6 @@
         </w:tc>
       </w:tr>
       <w:tr>
-        <w:tblPrEx>
-          <w:tblCellMar>
-            <w:top w:w="0" w:type="dxa"/>
-            <w:bottom w:w="0" w:type="dxa"/>
-          </w:tblCellMar>
-        </w:tblPrEx>
         <w:tc>
           <w:tcPr>
             <w:tcW w:w="3120" w:type="dxa"/>
@@ -3213,7 +3227,7 @@
       <w:pPr>
         <w:pStyle w:val="Heading2"/>
       </w:pPr>
-      <w:bookmarkStart w:id="7" w:name="_Toc231308279"/>
+      <w:bookmarkStart w:id="7" w:name="_Toc233043017"/>
       <w:r>
         <w:t>3.2 Implementacija senzorskih cvorova</w:t>
       </w:r>
@@ -3253,7 +3267,7 @@
       <w:pPr>
         <w:pStyle w:val="Heading2"/>
       </w:pPr>
-      <w:bookmarkStart w:id="8" w:name="_Toc231308280"/>
+      <w:bookmarkStart w:id="8" w:name="_Toc233043018"/>
       <w:r>
         <w:t>3.3 Konfiguracija MQTT brokera</w:t>
       </w:r>
@@ -3281,7 +3295,7 @@
       <w:pPr>
         <w:pStyle w:val="Heading2"/>
       </w:pPr>
-      <w:bookmarkStart w:id="9" w:name="_Toc231308281"/>
+      <w:bookmarkStart w:id="9" w:name="_Toc233043019"/>
       <w:r>
         <w:t>3.4 Node-RED konfiguracija</w:t>
       </w:r>
@@ -3354,7 +3368,7 @@
           <w:noProof/>
         </w:rPr>
         <w:drawing>
-          <wp:inline distT="0" distB="0" distL="0" distR="0" wp14:anchorId="22C96B72" wp14:editId="242BC749">
+          <wp:inline distT="0" distB="0" distL="0" distR="0" wp14:anchorId="0B167041" wp14:editId="76DD316C">
             <wp:extent cx="3544784" cy="2804795"/>
             <wp:effectExtent l="0" t="0" r="0" b="0"/>
             <wp:docPr id="34966408" name="Picture 1"/>
@@ -3394,7 +3408,7 @@
       <w:pPr>
         <w:pStyle w:val="Heading2"/>
       </w:pPr>
-      <w:bookmarkStart w:id="10" w:name="_Toc231308282"/>
+      <w:bookmarkStart w:id="10" w:name="_Toc233043020"/>
       <w:r>
         <w:t>3.5 Obrada i skladištenje podataka</w:t>
       </w:r>
@@ -3425,13 +3439,154 @@
     </w:p>
     <w:p>
       <w:pPr>
+        <w:pStyle w:val="Heading2"/>
+      </w:pPr>
+      <w:bookmarkStart w:id="11" w:name="_Toc233043021"/>
+      <w:r>
+        <w:t>3.6 Hardverska realizacija</w:t>
+      </w:r>
+      <w:bookmarkEnd w:id="11"/>
+    </w:p>
+    <w:p>
+      <w:r>
+        <w:t>Pored osnovne, simulacione varijante, sistem je realizovan i sa fizickim hardverom. U ovoj verziji senzorski podaci se prikupljaju sa stvarnih komponenti, dok ostatak sistema - MQTT broker, obrada, skladistenje i vizualizacija - ostaje potpuno nepromenjen.</w:t>
+      </w:r>
+    </w:p>
+    <w:p>
+      <w:r>
+        <w:t>Koriscene hardverske komponente:</w:t>
+      </w:r>
+    </w:p>
+    <w:p>
+      <w:pPr>
+        <w:pStyle w:val="ListParagraph"/>
+        <w:numPr>
+          <w:ilvl w:val="0"/>
+          <w:numId w:val="2"/>
+        </w:numPr>
+      </w:pPr>
+      <w:r>
+        <w:t>Raspberry Pi 2 Model B - gateway uredjaj koji podatke prosledjuje ka MQTT brokeru</w:t>
+      </w:r>
+    </w:p>
+    <w:p>
+      <w:pPr>
+        <w:pStyle w:val="ListParagraph"/>
+        <w:numPr>
+          <w:ilvl w:val="0"/>
+          <w:numId w:val="2"/>
+        </w:numPr>
+      </w:pPr>
+      <w:r>
+        <w:lastRenderedPageBreak/>
+        <w:t>Arduino - ocitavanje podataka sa senzora</w:t>
+      </w:r>
+    </w:p>
+    <w:p>
+      <w:pPr>
+        <w:pStyle w:val="ListParagraph"/>
+        <w:numPr>
+          <w:ilvl w:val="0"/>
+          <w:numId w:val="2"/>
+        </w:numPr>
+      </w:pPr>
+      <w:r>
+        <w:t>DHT11 - senzor temperature i vlaznosti (jedan senzor za dve velicine)</w:t>
+      </w:r>
+    </w:p>
+    <w:p>
+      <w:pPr>
+        <w:pStyle w:val="ListParagraph"/>
+        <w:numPr>
+          <w:ilvl w:val="0"/>
+          <w:numId w:val="2"/>
+        </w:numPr>
+      </w:pPr>
+      <w:r>
+        <w:t>Potenciometar - koriscen umesto senzora svetlosti; simulira promenu intenziteta svetlosti</w:t>
+      </w:r>
+    </w:p>
+    <w:p>
+      <w:pPr>
+        <w:pStyle w:val="ListParagraph"/>
+        <w:numPr>
+          <w:ilvl w:val="0"/>
+          <w:numId w:val="2"/>
+        </w:numPr>
+      </w:pPr>
+      <w:r>
+        <w:t>Breadboard (protobord) i jumper zice - povezivanje komponenti</w:t>
+      </w:r>
+    </w:p>
+    <w:p>
+      <w:pPr>
+        <w:pStyle w:val="ListParagraph"/>
+        <w:numPr>
+          <w:ilvl w:val="0"/>
+          <w:numId w:val="2"/>
+        </w:numPr>
+      </w:pPr>
+    </w:p>
+    <w:p>
+      <w:r>
+        <w:t>Povezivanje komponenti:</w:t>
+      </w:r>
+    </w:p>
+    <w:p/>
+    <w:p>
+      <w:r>
+        <w:t>DHT11 senzor i potenciometar postavljeni su na breadboard i oziceni ka Arduino ploci. DHT11 je povezan na digitalni pin Arduina i meri temperaturu i vlaznost, dok je potenciometar povezan na analogni ulaz. Okretanjem osovine potenciometra menja se analogna vrednost koja predstavlja simulirani intenzitet svetlosti, posto fizicki senzor svetlosti nije bio dostupan.</w:t>
+      </w:r>
+    </w:p>
+    <w:p/>
+    <w:p>
+      <w:r>
+        <w:t>Arduino je putem USB kabla povezan sa Raspberry Pi-jem. Arduino ocitava vrednosti sa senzora i potenciometra i salje ih preko serijske (USB) veze ka Raspberry Pi-ju.</w:t>
+      </w:r>
+    </w:p>
+    <w:p/>
+    <w:p>
+      <w:r>
+        <w:t xml:space="preserve">Raspberry Pi ima ulogu gateway uredjaja (mreznog prolaza): prima podatke sa Arduina preko serijske veze i objavljuje ih na MQTT broker putem mreze, na iste teme kao u osnovnoj verziji (iot/cvor1/temperatura, iot/cvor2/vlaga, iot/cvor3/svetlost). </w:t>
+      </w:r>
+    </w:p>
+    <w:p>
+      <w:r>
+        <w:t>Na taj nacin podaci sa fizickih komponenti ulaze u isti sistem za obradu, skladistenje i vizualizaciju, bez ikakvih izmena u brokeru, serverskoj obradi i dashboardu.</w:t>
+      </w:r>
+    </w:p>
+    <w:p/>
+    <w:p>
+      <w:r>
+        <w:t>Tok podataka u hardverskoj verziji:</w:t>
+      </w:r>
+    </w:p>
+    <w:p>
+      <w:r>
+        <w:t>Senzori (DHT11 + potenciometar)  -&gt;  Arduino (</w:t>
+      </w:r>
+      <w:r>
+        <w:t>ocitavanje</w:t>
+      </w:r>
+      <w:r>
+        <w:t>)  -&gt;  USB serijska veza  -&gt;  Raspberry Pi (gateway: serijski -&gt; MQTT)  -&gt;  Mosquitto broker  -&gt;  server.py (obrada + SQLite baza) i Node-RED dashboard.</w:t>
+      </w:r>
+    </w:p>
+    <w:p/>
+    <w:p>
+      <w:r>
+        <w:t>Ovakva postavka predstavlja hibridni sistem: temperatura i vlaznost se mere pravim senzorom (DHT11), dok je svetlost simulirana potenciometrom. Time je pokazano da arhitektura sistema podrzava i fizicke i simulirane izvore podataka, kao i da se izvor podataka moze zameniti bez izmene ostatka sistema.</w:t>
+      </w:r>
+    </w:p>
+    <w:p>
+      <w:pPr>
         <w:pStyle w:val="Heading1"/>
       </w:pPr>
-      <w:bookmarkStart w:id="11" w:name="_Toc231308283"/>
+      <w:bookmarkStart w:id="12" w:name="_Toc233043022"/>
       <w:r>
         <w:t>4. Rezultati i demonstracija</w:t>
       </w:r>
-      <w:bookmarkEnd w:id="11"/>
+      <w:bookmarkEnd w:id="12"/>
     </w:p>
     <w:p>
       <w:pPr>
@@ -3491,7 +3646,6 @@
         <w:spacing w:before="60" w:after="60"/>
       </w:pPr>
       <w:r>
-        <w:lastRenderedPageBreak/>
         <w:t>Grafove promene svake velicine tokom vremena sa vremenskim oznakama</w:t>
       </w:r>
     </w:p>
@@ -3513,8 +3667,9 @@
         <w:rPr>
           <w:noProof/>
         </w:rPr>
+        <w:lastRenderedPageBreak/>
         <w:drawing>
-          <wp:inline distT="0" distB="0" distL="0" distR="0" wp14:anchorId="463B76D8" wp14:editId="722B1288">
+          <wp:inline distT="0" distB="0" distL="0" distR="0" wp14:anchorId="1EBDE4D6" wp14:editId="7600AF18">
             <wp:extent cx="5731510" cy="5322570"/>
             <wp:effectExtent l="0" t="0" r="2540" b="0"/>
             <wp:docPr id="1325088505" name="Picture 1"/>
@@ -3579,7 +3734,7 @@
         </w:rPr>
         <w:lastRenderedPageBreak/>
         <w:drawing>
-          <wp:inline distT="0" distB="0" distL="0" distR="0" wp14:anchorId="010C4765" wp14:editId="25B8D40A">
+          <wp:inline distT="0" distB="0" distL="0" distR="0" wp14:anchorId="134A2541" wp14:editId="1E83FA12">
             <wp:extent cx="5731510" cy="5485130"/>
             <wp:effectExtent l="0" t="0" r="2540" b="1270"/>
             <wp:docPr id="1544645240" name="Picture 1"/>
@@ -3619,11 +3774,11 @@
       <w:pPr>
         <w:pStyle w:val="Heading2"/>
       </w:pPr>
-      <w:bookmarkStart w:id="12" w:name="_Toc231308284"/>
+      <w:bookmarkStart w:id="13" w:name="_Toc233043023"/>
       <w:r>
         <w:t>4.1 Performanse sistema</w:t>
       </w:r>
-      <w:bookmarkEnd w:id="12"/>
+      <w:bookmarkEnd w:id="13"/>
     </w:p>
     <w:p>
       <w:pPr>
@@ -3652,12 +3807,6 @@
         <w:gridCol w:w="4680"/>
       </w:tblGrid>
       <w:tr>
-        <w:tblPrEx>
-          <w:tblCellMar>
-            <w:top w:w="0" w:type="dxa"/>
-            <w:bottom w:w="0" w:type="dxa"/>
-          </w:tblCellMar>
-        </w:tblPrEx>
         <w:tc>
           <w:tcPr>
             <w:tcW w:w="4680" w:type="dxa"/>
@@ -3720,12 +3869,6 @@
         </w:tc>
       </w:tr>
       <w:tr>
-        <w:tblPrEx>
-          <w:tblCellMar>
-            <w:top w:w="0" w:type="dxa"/>
-            <w:bottom w:w="0" w:type="dxa"/>
-          </w:tblCellMar>
-        </w:tblPrEx>
         <w:tc>
           <w:tcPr>
             <w:tcW w:w="4680" w:type="dxa"/>
@@ -3782,12 +3925,6 @@
         </w:tc>
       </w:tr>
       <w:tr>
-        <w:tblPrEx>
-          <w:tblCellMar>
-            <w:top w:w="0" w:type="dxa"/>
-            <w:bottom w:w="0" w:type="dxa"/>
-          </w:tblCellMar>
-        </w:tblPrEx>
         <w:tc>
           <w:tcPr>
             <w:tcW w:w="4680" w:type="dxa"/>
@@ -3844,12 +3981,6 @@
         </w:tc>
       </w:tr>
       <w:tr>
-        <w:tblPrEx>
-          <w:tblCellMar>
-            <w:top w:w="0" w:type="dxa"/>
-            <w:bottom w:w="0" w:type="dxa"/>
-          </w:tblCellMar>
-        </w:tblPrEx>
         <w:tc>
           <w:tcPr>
             <w:tcW w:w="4680" w:type="dxa"/>
@@ -3906,12 +4037,6 @@
         </w:tc>
       </w:tr>
       <w:tr>
-        <w:tblPrEx>
-          <w:tblCellMar>
-            <w:top w:w="0" w:type="dxa"/>
-            <w:bottom w:w="0" w:type="dxa"/>
-          </w:tblCellMar>
-        </w:tblPrEx>
         <w:tc>
           <w:tcPr>
             <w:tcW w:w="4680" w:type="dxa"/>
@@ -3968,12 +4093,6 @@
         </w:tc>
       </w:tr>
       <w:tr>
-        <w:tblPrEx>
-          <w:tblCellMar>
-            <w:top w:w="0" w:type="dxa"/>
-            <w:bottom w:w="0" w:type="dxa"/>
-          </w:tblCellMar>
-        </w:tblPrEx>
         <w:tc>
           <w:tcPr>
             <w:tcW w:w="4680" w:type="dxa"/>
@@ -4030,12 +4149,6 @@
         </w:tc>
       </w:tr>
       <w:tr>
-        <w:tblPrEx>
-          <w:tblCellMar>
-            <w:top w:w="0" w:type="dxa"/>
-            <w:bottom w:w="0" w:type="dxa"/>
-          </w:tblCellMar>
-        </w:tblPrEx>
         <w:tc>
           <w:tcPr>
             <w:tcW w:w="4680" w:type="dxa"/>
@@ -4106,12 +4219,12 @@
       <w:pPr>
         <w:pStyle w:val="Heading1"/>
       </w:pPr>
-      <w:bookmarkStart w:id="13" w:name="_Toc231308285"/>
+      <w:bookmarkStart w:id="14" w:name="_Toc233043024"/>
       <w:r>
         <w:lastRenderedPageBreak/>
         <w:t>5. Instalacija razvojnog okruzenja</w:t>
       </w:r>
-      <w:bookmarkEnd w:id="13"/>
+      <w:bookmarkEnd w:id="14"/>
     </w:p>
     <w:p>
       <w:pPr>
@@ -4126,11 +4239,11 @@
       <w:pPr>
         <w:pStyle w:val="Heading2"/>
       </w:pPr>
-      <w:bookmarkStart w:id="14" w:name="_Toc231308286"/>
+      <w:bookmarkStart w:id="15" w:name="_Toc233043025"/>
       <w:r>
         <w:t>5.1 Python</w:t>
       </w:r>
-      <w:bookmarkEnd w:id="14"/>
+      <w:bookmarkEnd w:id="15"/>
     </w:p>
     <w:p>
       <w:pPr>
@@ -4169,11 +4282,11 @@
       <w:pPr>
         <w:pStyle w:val="Heading2"/>
       </w:pPr>
-      <w:bookmarkStart w:id="15" w:name="_Toc231308287"/>
+      <w:bookmarkStart w:id="16" w:name="_Toc233043026"/>
       <w:r>
         <w:t>5.2 Mosquitto MQTT Broker</w:t>
       </w:r>
-      <w:bookmarkEnd w:id="15"/>
+      <w:bookmarkEnd w:id="16"/>
     </w:p>
     <w:p>
       <w:pPr>
@@ -4273,11 +4386,11 @@
       <w:pPr>
         <w:pStyle w:val="Heading2"/>
       </w:pPr>
-      <w:bookmarkStart w:id="16" w:name="_Toc231308288"/>
+      <w:bookmarkStart w:id="17" w:name="_Toc233043027"/>
       <w:r>
         <w:t>5.3 Node.js</w:t>
       </w:r>
-      <w:bookmarkEnd w:id="16"/>
+      <w:bookmarkEnd w:id="17"/>
     </w:p>
     <w:p>
       <w:pPr>
@@ -4307,11 +4420,11 @@
       <w:pPr>
         <w:pStyle w:val="Heading2"/>
       </w:pPr>
-      <w:bookmarkStart w:id="17" w:name="_Toc231308289"/>
+      <w:bookmarkStart w:id="18" w:name="_Toc233043028"/>
       <w:r>
         <w:t>5.4 Node-RED</w:t>
       </w:r>
-      <w:bookmarkEnd w:id="17"/>
+      <w:bookmarkEnd w:id="18"/>
     </w:p>
     <w:p>
       <w:pPr>
@@ -4347,11 +4460,11 @@
       <w:pPr>
         <w:pStyle w:val="Heading2"/>
       </w:pPr>
-      <w:bookmarkStart w:id="18" w:name="_Toc231308290"/>
+      <w:bookmarkStart w:id="19" w:name="_Toc233043029"/>
       <w:r>
         <w:t>5.5 Node-RED Dashboard plugin</w:t>
       </w:r>
-      <w:bookmarkEnd w:id="18"/>
+      <w:bookmarkEnd w:id="19"/>
     </w:p>
     <w:p>
       <w:pPr>
@@ -4410,12 +4523,12 @@
       <w:pPr>
         <w:pStyle w:val="Heading1"/>
       </w:pPr>
-      <w:bookmarkStart w:id="19" w:name="_Toc231308291"/>
+      <w:bookmarkStart w:id="20" w:name="_Toc233043030"/>
       <w:r>
         <w:lastRenderedPageBreak/>
         <w:t>6. Struktura projekta</w:t>
       </w:r>
-      <w:bookmarkEnd w:id="19"/>
+      <w:bookmarkEnd w:id="20"/>
     </w:p>
     <w:p>
       <w:pPr>
@@ -4453,12 +4566,6 @@
         <w:gridCol w:w="7020"/>
       </w:tblGrid>
       <w:tr>
-        <w:tblPrEx>
-          <w:tblCellMar>
-            <w:top w:w="0" w:type="dxa"/>
-            <w:bottom w:w="0" w:type="dxa"/>
-          </w:tblCellMar>
-        </w:tblPrEx>
         <w:tc>
           <w:tcPr>
             <w:tcW w:w="2340" w:type="dxa"/>
@@ -4521,12 +4628,6 @@
         </w:tc>
       </w:tr>
       <w:tr>
-        <w:tblPrEx>
-          <w:tblCellMar>
-            <w:top w:w="0" w:type="dxa"/>
-            <w:bottom w:w="0" w:type="dxa"/>
-          </w:tblCellMar>
-        </w:tblPrEx>
         <w:tc>
           <w:tcPr>
             <w:tcW w:w="2340" w:type="dxa"/>
@@ -4583,12 +4684,6 @@
         </w:tc>
       </w:tr>
       <w:tr>
-        <w:tblPrEx>
-          <w:tblCellMar>
-            <w:top w:w="0" w:type="dxa"/>
-            <w:bottom w:w="0" w:type="dxa"/>
-          </w:tblCellMar>
-        </w:tblPrEx>
         <w:tc>
           <w:tcPr>
             <w:tcW w:w="2340" w:type="dxa"/>
@@ -4645,12 +4740,6 @@
         </w:tc>
       </w:tr>
       <w:tr>
-        <w:tblPrEx>
-          <w:tblCellMar>
-            <w:top w:w="0" w:type="dxa"/>
-            <w:bottom w:w="0" w:type="dxa"/>
-          </w:tblCellMar>
-        </w:tblPrEx>
         <w:tc>
           <w:tcPr>
             <w:tcW w:w="2340" w:type="dxa"/>
@@ -4707,12 +4796,6 @@
         </w:tc>
       </w:tr>
       <w:tr>
-        <w:tblPrEx>
-          <w:tblCellMar>
-            <w:top w:w="0" w:type="dxa"/>
-            <w:bottom w:w="0" w:type="dxa"/>
-          </w:tblCellMar>
-        </w:tblPrEx>
         <w:tc>
           <w:tcPr>
             <w:tcW w:w="2340" w:type="dxa"/>
@@ -4769,12 +4852,6 @@
         </w:tc>
       </w:tr>
       <w:tr>
-        <w:tblPrEx>
-          <w:tblCellMar>
-            <w:top w:w="0" w:type="dxa"/>
-            <w:bottom w:w="0" w:type="dxa"/>
-          </w:tblCellMar>
-        </w:tblPrEx>
         <w:tc>
           <w:tcPr>
             <w:tcW w:w="2340" w:type="dxa"/>
@@ -4831,12 +4908,6 @@
         </w:tc>
       </w:tr>
       <w:tr>
-        <w:tblPrEx>
-          <w:tblCellMar>
-            <w:top w:w="0" w:type="dxa"/>
-            <w:bottom w:w="0" w:type="dxa"/>
-          </w:tblCellMar>
-        </w:tblPrEx>
         <w:tc>
           <w:tcPr>
             <w:tcW w:w="2340" w:type="dxa"/>
@@ -4893,12 +4964,6 @@
         </w:tc>
       </w:tr>
       <w:tr>
-        <w:tblPrEx>
-          <w:tblCellMar>
-            <w:top w:w="0" w:type="dxa"/>
-            <w:bottom w:w="0" w:type="dxa"/>
-          </w:tblCellMar>
-        </w:tblPrEx>
         <w:tc>
           <w:tcPr>
             <w:tcW w:w="2340" w:type="dxa"/>
@@ -4961,12 +5026,6 @@
         </w:tc>
       </w:tr>
       <w:tr>
-        <w:tblPrEx>
-          <w:tblCellMar>
-            <w:top w:w="0" w:type="dxa"/>
-            <w:bottom w:w="0" w:type="dxa"/>
-          </w:tblCellMar>
-        </w:tblPrEx>
         <w:tc>
           <w:tcPr>
             <w:tcW w:w="2340" w:type="dxa"/>
@@ -5049,12 +5108,12 @@
       <w:pPr>
         <w:pStyle w:val="Heading1"/>
       </w:pPr>
-      <w:bookmarkStart w:id="20" w:name="_Toc231308292"/>
+      <w:bookmarkStart w:id="21" w:name="_Toc233043031"/>
       <w:r>
         <w:lastRenderedPageBreak/>
         <w:t>7. Uputstvo za pokretanje sistema</w:t>
       </w:r>
-      <w:bookmarkEnd w:id="20"/>
+      <w:bookmarkEnd w:id="21"/>
     </w:p>
     <w:p>
       <w:pPr>
@@ -5069,11 +5128,11 @@
       <w:pPr>
         <w:pStyle w:val="Heading2"/>
       </w:pPr>
-      <w:bookmarkStart w:id="21" w:name="_Toc231308293"/>
+      <w:bookmarkStart w:id="22" w:name="_Toc233043032"/>
       <w:r>
         <w:t>Korak 1 - Pokretanje Node-RED</w:t>
       </w:r>
-      <w:bookmarkEnd w:id="21"/>
+      <w:bookmarkEnd w:id="22"/>
     </w:p>
     <w:p>
       <w:pPr>
@@ -5094,11 +5153,11 @@
       <w:pPr>
         <w:pStyle w:val="Heading2"/>
       </w:pPr>
-      <w:bookmarkStart w:id="22" w:name="_Toc231308294"/>
+      <w:bookmarkStart w:id="23" w:name="_Toc233043033"/>
       <w:r>
         <w:t>Korak 2 - Import dashboard konfiguracije</w:t>
       </w:r>
-      <w:bookmarkEnd w:id="22"/>
+      <w:bookmarkEnd w:id="23"/>
     </w:p>
     <w:p>
       <w:pPr>
@@ -5143,11 +5202,11 @@
       <w:pPr>
         <w:pStyle w:val="Heading2"/>
       </w:pPr>
-      <w:bookmarkStart w:id="23" w:name="_Toc231308295"/>
+      <w:bookmarkStart w:id="24" w:name="_Toc233043034"/>
       <w:r>
         <w:t>Korak 3 - Pokretanje senzorskih cvorova</w:t>
       </w:r>
-      <w:bookmarkEnd w:id="23"/>
+      <w:bookmarkEnd w:id="24"/>
     </w:p>
     <w:p>
       <w:pPr>
@@ -5213,11 +5272,11 @@
       <w:pPr>
         <w:pStyle w:val="Heading2"/>
       </w:pPr>
-      <w:bookmarkStart w:id="24" w:name="_Toc231308296"/>
+      <w:bookmarkStart w:id="25" w:name="_Toc233043035"/>
       <w:r>
         <w:t>Korak 4 - Otvaranje dashboarda</w:t>
       </w:r>
-      <w:bookmarkEnd w:id="24"/>
+      <w:bookmarkEnd w:id="25"/>
     </w:p>
     <w:p>
       <w:pPr>
@@ -5243,15 +5302,12 @@
       <w:pPr>
         <w:pStyle w:val="Heading1"/>
       </w:pPr>
-      <w:bookmarkStart w:id="25" w:name="_Toc231308297"/>
+      <w:bookmarkStart w:id="26" w:name="_Toc233043036"/>
       <w:r>
         <w:lastRenderedPageBreak/>
-        <w:t>8</w:t>
-      </w:r>
-      <w:r>
-        <w:t>. Zakljucak</w:t>
-      </w:r>
-      <w:bookmarkEnd w:id="25"/>
+        <w:t>8. Zakljucak</w:t>
+      </w:r>
+      <w:bookmarkEnd w:id="26"/>
     </w:p>
     <w:p>
       <w:pPr>
@@ -5301,15 +5357,12 @@
       <w:pPr>
         <w:pStyle w:val="Heading1"/>
       </w:pPr>
-      <w:bookmarkStart w:id="26" w:name="_Toc231308298"/>
+      <w:bookmarkStart w:id="27" w:name="_Toc233043037"/>
       <w:r>
         <w:lastRenderedPageBreak/>
-        <w:t>9</w:t>
-      </w:r>
-      <w:r>
-        <w:t>. Literatura</w:t>
-      </w:r>
-      <w:bookmarkEnd w:id="26"/>
+        <w:t>9. Literatura</w:t>
+      </w:r>
+      <w:bookmarkEnd w:id="27"/>
     </w:p>
     <w:p>
       <w:pPr>
@@ -6068,6 +6121,7 @@
   <w:style w:type="character" w:default="1" w:styleId="DefaultParagraphFont">
     <w:name w:val="Default Paragraph Font"/>
     <w:uiPriority w:val="1"/>
+    <w:semiHidden/>
     <w:unhideWhenUsed/>
   </w:style>
   <w:style w:type="table" w:default="1" w:styleId="TableNormal">
